--- a/4_Diari/Diario 24.04.2026.docx
+++ b/4_Diari/Diario 24.04.2026.docx
@@ -193,7 +193,31 @@
               <w:rPr>
                 <w:rFonts w:ascii="Arial" w:hAnsi="Arial" w:cs="Arial"/>
               </w:rPr>
-              <w:t>Mattina:</w:t>
+              <w:t>Mattina</w:t>
+            </w:r>
+            <w:r>
+              <w:rPr>
+                <w:rFonts w:ascii="Arial" w:hAnsi="Arial" w:cs="Arial"/>
+              </w:rPr>
+              <w:t xml:space="preserve"> </w:t>
+            </w:r>
+            <w:r>
+              <w:rPr>
+                <w:rFonts w:ascii="Arial" w:hAnsi="Arial" w:cs="Arial"/>
+              </w:rPr>
+              <w:t>(8:20-11:35)</w:t>
+            </w:r>
+            <w:r>
+              <w:rPr>
+                <w:rFonts w:ascii="Arial" w:hAnsi="Arial" w:cs="Arial"/>
+              </w:rPr>
+              <w:t>:</w:t>
+            </w:r>
+            <w:r>
+              <w:rPr>
+                <w:rFonts w:ascii="Arial" w:hAnsi="Arial" w:cs="Arial"/>
+              </w:rPr>
+              <w:t xml:space="preserve"> </w:t>
             </w:r>
           </w:p>
           <w:p>
@@ -206,7 +230,13 @@
               <w:rPr>
                 <w:rFonts w:ascii="Arial" w:hAnsi="Arial" w:cs="Arial"/>
               </w:rPr>
-              <w:t>Test Agile (8:20-10:20)</w:t>
+              <w:t>Sofia: U</w:t>
+            </w:r>
+            <w:r>
+              <w:rPr>
+                <w:rFonts w:ascii="Arial" w:hAnsi="Arial" w:cs="Arial"/>
+              </w:rPr>
+              <w:t>pgrade con il raccoglimento di items, inizio documentazione</w:t>
             </w:r>
           </w:p>
           <w:p>
@@ -219,21 +249,20 @@
               <w:rPr>
                 <w:rFonts w:ascii="Arial" w:hAnsi="Arial" w:cs="Arial"/>
               </w:rPr>
-              <w:t xml:space="preserve">(10:20 -11:35) </w:t>
+              <w:t>Lukas: Creazione menu principale</w:t>
             </w:r>
           </w:p>
           <w:p>
             <w:pPr>
               <w:rPr>
                 <w:rFonts w:ascii="Arial" w:hAnsi="Arial" w:cs="Arial"/>
-                <w:u w:val="single"/>
               </w:rPr>
             </w:pPr>
             <w:r>
               <w:rPr>
                 <w:rFonts w:ascii="Arial" w:hAnsi="Arial" w:cs="Arial"/>
               </w:rPr>
-              <w:t>Lukas: Rilevamento della morte del personaggio per il game over</w:t>
+              <w:t>Alexander: generazione dungeon</w:t>
             </w:r>
           </w:p>
           <w:p>
@@ -242,11 +271,19 @@
                 <w:rFonts w:ascii="Arial" w:hAnsi="Arial" w:cs="Arial"/>
               </w:rPr>
             </w:pPr>
+            <w:proofErr w:type="spellStart"/>
             <w:r>
               <w:rPr>
                 <w:rFonts w:ascii="Arial" w:hAnsi="Arial" w:cs="Arial"/>
               </w:rPr>
-              <w:t>Anh: documentazione pathfinding</w:t>
+              <w:t>Anh</w:t>
+            </w:r>
+            <w:proofErr w:type="spellEnd"/>
+            <w:r>
+              <w:rPr>
+                <w:rFonts w:ascii="Arial" w:hAnsi="Arial" w:cs="Arial"/>
+              </w:rPr>
+              <w:t>: Risistemare il sistema di collisioni per i nemici che spawnano</w:t>
             </w:r>
           </w:p>
           <w:p>
@@ -255,147 +292,24 @@
                 <w:rFonts w:ascii="Arial" w:hAnsi="Arial" w:cs="Arial"/>
               </w:rPr>
             </w:pPr>
+          </w:p>
+          <w:p>
+            <w:pPr>
+              <w:rPr>
+                <w:rFonts w:ascii="Arial" w:hAnsi="Arial" w:cs="Arial"/>
+              </w:rPr>
+            </w:pPr>
             <w:r>
               <w:rPr>
                 <w:rFonts w:ascii="Arial" w:hAnsi="Arial" w:cs="Arial"/>
               </w:rPr>
-              <w:t>Sofia: fine scatto personaggio e modifica della rotazione personaggio e pistola a seconda del mouse.</w:t>
+              <w:t>Pomeriggio (12:30-15:45):</w:t>
             </w:r>
           </w:p>
           <w:p>
             <w:pPr>
               <w:rPr>
                 <w:rFonts w:ascii="Arial" w:hAnsi="Arial" w:cs="Arial"/>
-              </w:rPr>
-            </w:pPr>
-            <w:r>
-              <w:rPr>
-                <w:rFonts w:ascii="Arial" w:hAnsi="Arial" w:cs="Arial"/>
-              </w:rPr>
-              <w:t>Alex: generazione random del dungeon</w:t>
-            </w:r>
-          </w:p>
-          <w:p>
-            <w:pPr>
-              <w:rPr>
-                <w:rFonts w:ascii="Arial" w:hAnsi="Arial" w:cs="Arial"/>
-              </w:rPr>
-            </w:pPr>
-          </w:p>
-          <w:p>
-            <w:pPr>
-              <w:rPr>
-                <w:rFonts w:ascii="Arial" w:hAnsi="Arial" w:cs="Arial"/>
-                <w:u w:val="single"/>
-              </w:rPr>
-            </w:pPr>
-            <w:r>
-              <w:rPr>
-                <w:rFonts w:ascii="Arial" w:hAnsi="Arial" w:cs="Arial"/>
-              </w:rPr>
-              <w:t>Pomeriggio:</w:t>
-            </w:r>
-          </w:p>
-          <w:p>
-            <w:pPr>
-              <w:rPr>
-                <w:rFonts w:ascii="Arial" w:hAnsi="Arial" w:cs="Arial"/>
-              </w:rPr>
-            </w:pPr>
-            <w:r>
-              <w:rPr>
-                <w:rFonts w:ascii="Arial" w:hAnsi="Arial" w:cs="Arial"/>
-              </w:rPr>
-              <w:t>(12:30 –</w:t>
-            </w:r>
-            <w:r>
-              <w:rPr>
-                <w:rFonts w:ascii="Arial" w:hAnsi="Arial" w:cs="Arial"/>
-              </w:rPr>
-              <w:t>15:45</w:t>
-            </w:r>
-            <w:r>
-              <w:rPr>
-                <w:rFonts w:ascii="Arial" w:hAnsi="Arial" w:cs="Arial"/>
-              </w:rPr>
-              <w:t xml:space="preserve">) </w:t>
-            </w:r>
-          </w:p>
-          <w:p>
-            <w:pPr>
-              <w:rPr>
-                <w:rFonts w:ascii="Arial" w:hAnsi="Arial" w:cs="Arial"/>
-              </w:rPr>
-            </w:pPr>
-            <w:r>
-              <w:rPr>
-                <w:rFonts w:ascii="Arial" w:hAnsi="Arial" w:cs="Arial"/>
-              </w:rPr>
-              <w:t xml:space="preserve">Sofia: </w:t>
-            </w:r>
-            <w:r>
-              <w:rPr>
-                <w:rFonts w:ascii="Arial" w:hAnsi="Arial" w:cs="Arial"/>
-              </w:rPr>
-              <w:t>fine update della rotazione personaggio e pistola</w:t>
-            </w:r>
-            <w:r>
-              <w:rPr>
-                <w:rFonts w:ascii="Arial" w:hAnsi="Arial" w:cs="Arial"/>
-              </w:rPr>
-              <w:t>, documentazione</w:t>
-            </w:r>
-          </w:p>
-          <w:p>
-            <w:pPr>
-              <w:rPr>
-                <w:rFonts w:ascii="Arial" w:hAnsi="Arial" w:cs="Arial"/>
-              </w:rPr>
-            </w:pPr>
-            <w:r>
-              <w:rPr>
-                <w:rFonts w:ascii="Arial" w:hAnsi="Arial" w:cs="Arial"/>
-              </w:rPr>
-              <w:t xml:space="preserve">Anh: </w:t>
-            </w:r>
-            <w:r>
-              <w:rPr>
-                <w:rFonts w:ascii="Arial" w:hAnsi="Arial" w:cs="Arial"/>
-              </w:rPr>
-              <w:t>documentazione pathfinding</w:t>
-            </w:r>
-          </w:p>
-          <w:p>
-            <w:pPr>
-              <w:rPr>
-                <w:rFonts w:ascii="Arial" w:hAnsi="Arial" w:cs="Arial"/>
-              </w:rPr>
-            </w:pPr>
-            <w:r>
-              <w:rPr>
-                <w:rFonts w:ascii="Arial" w:hAnsi="Arial" w:cs="Arial"/>
-              </w:rPr>
-              <w:t>Alex: generazione random del dungeon</w:t>
-            </w:r>
-          </w:p>
-          <w:p>
-            <w:pPr>
-              <w:rPr>
-                <w:rFonts w:ascii="Arial" w:hAnsi="Arial" w:cs="Arial"/>
-              </w:rPr>
-            </w:pPr>
-            <w:r>
-              <w:rPr>
-                <w:rFonts w:ascii="Arial" w:hAnsi="Arial" w:cs="Arial"/>
-              </w:rPr>
-              <w:t>Lukas: creazione interfaccia GAME OVER</w:t>
-            </w:r>
-          </w:p>
-          <w:p>
-            <w:pPr>
-              <w:rPr>
-                <w:rFonts w:ascii="Arial" w:hAnsi="Arial" w:cs="Arial"/>
-                <w:u w:val="single"/>
               </w:rPr>
             </w:pPr>
           </w:p>
@@ -465,7 +379,7 @@
               <w:rPr>
                 <w:rFonts w:ascii="Arial" w:hAnsi="Arial" w:cs="Arial"/>
               </w:rPr>
-              <w:t>Duplicazione dei file tramite merge, risolto eliminando uno dei due file.</w:t>
+              <w:t>Lukas ha implementato una funzione con il sistema di input vecchio, ha risolto mettendo quello nuovo.</w:t>
             </w:r>
           </w:p>
           <w:p>
@@ -537,6 +451,12 @@
                 <w:rFonts w:ascii="Arial" w:hAnsi="Arial" w:cs="Arial"/>
               </w:rPr>
               <w:t>ndietro</w:t>
+            </w:r>
+            <w:r>
+              <w:rPr>
+                <w:rFonts w:ascii="Arial" w:hAnsi="Arial" w:cs="Arial"/>
+              </w:rPr>
+              <w:t>/Giusto</w:t>
             </w:r>
           </w:p>
           <w:p>
@@ -679,12 +599,28 @@
                 <w:rFonts w:ascii="Arial" w:hAnsi="Arial" w:cs="Arial"/>
               </w:rPr>
             </w:pPr>
+            <w:proofErr w:type="spellStart"/>
             <w:r>
               <w:rPr>
                 <w:rFonts w:ascii="Arial" w:hAnsi="Arial" w:cs="Arial"/>
               </w:rPr>
-              <w:t>Daily Scrum</w:t>
+              <w:t>Daily</w:t>
             </w:r>
+            <w:proofErr w:type="spellEnd"/>
+            <w:r>
+              <w:rPr>
+                <w:rFonts w:ascii="Arial" w:hAnsi="Arial" w:cs="Arial"/>
+              </w:rPr>
+              <w:t xml:space="preserve"> </w:t>
+            </w:r>
+            <w:proofErr w:type="spellStart"/>
+            <w:r>
+              <w:rPr>
+                <w:rFonts w:ascii="Arial" w:hAnsi="Arial" w:cs="Arial"/>
+              </w:rPr>
+              <w:t>Scrum</w:t>
+            </w:r>
+            <w:proofErr w:type="spellEnd"/>
           </w:p>
         </w:tc>
       </w:tr>
@@ -813,11 +749,19 @@
                 <w:rFonts w:ascii="Arial" w:hAnsi="Arial" w:cs="Arial"/>
               </w:rPr>
             </w:pPr>
+            <w:proofErr w:type="spellStart"/>
             <w:r>
               <w:rPr>
                 <w:rFonts w:ascii="Arial" w:hAnsi="Arial" w:cs="Arial"/>
               </w:rPr>
-              <w:t>spawner dei nemici</w:t>
+              <w:t>spawner</w:t>
+            </w:r>
+            <w:proofErr w:type="spellEnd"/>
+            <w:r>
+              <w:rPr>
+                <w:rFonts w:ascii="Arial" w:hAnsi="Arial" w:cs="Arial"/>
+              </w:rPr>
+              <w:t xml:space="preserve"> dei nemici</w:t>
             </w:r>
           </w:p>
           <w:p>
@@ -854,6 +798,24 @@
                 <w:rFonts w:ascii="Arial" w:hAnsi="Arial" w:cs="Arial"/>
               </w:rPr>
               <w:t>schermata principale e menu di pausa e game over</w:t>
+            </w:r>
+          </w:p>
+          <w:p>
+            <w:pPr>
+              <w:pStyle w:val="Paragrafoelenco"/>
+              <w:numPr>
+                <w:ilvl w:val="0"/>
+                <w:numId w:val="23"/>
+              </w:numPr>
+              <w:rPr>
+                <w:rFonts w:ascii="Arial" w:hAnsi="Arial" w:cs="Arial"/>
+              </w:rPr>
+            </w:pPr>
+            <w:r>
+              <w:rPr>
+                <w:rFonts w:ascii="Arial" w:hAnsi="Arial" w:cs="Arial"/>
+              </w:rPr>
+              <w:t>continuare la documentazione</w:t>
             </w:r>
           </w:p>
           <w:p>
@@ -1217,18 +1179,62 @@
         <w:lang w:val="de-DE"/>
       </w:rPr>
     </w:pPr>
+    <w:proofErr w:type="spellStart"/>
     <w:r>
       <w:rPr>
         <w:lang w:val="de-DE"/>
       </w:rPr>
-      <w:t>huynh anh nguyen, Sofia Niederhause</w:t>
+      <w:t>huynh</w:t>
+    </w:r>
+    <w:proofErr w:type="spellEnd"/>
+    <w:r>
+      <w:rPr>
+        <w:lang w:val="de-DE"/>
+      </w:rPr>
+      <w:t xml:space="preserve"> </w:t>
+    </w:r>
+    <w:proofErr w:type="spellStart"/>
+    <w:r>
+      <w:rPr>
+        <w:lang w:val="de-DE"/>
+      </w:rPr>
+      <w:t>anh</w:t>
+    </w:r>
+    <w:proofErr w:type="spellEnd"/>
+    <w:r>
+      <w:rPr>
+        <w:lang w:val="de-DE"/>
+      </w:rPr>
+      <w:t xml:space="preserve"> </w:t>
+    </w:r>
+    <w:proofErr w:type="spellStart"/>
+    <w:r>
+      <w:rPr>
+        <w:lang w:val="de-DE"/>
+      </w:rPr>
+      <w:t>nguyen</w:t>
+    </w:r>
+    <w:proofErr w:type="spellEnd"/>
+    <w:r>
+      <w:rPr>
+        <w:lang w:val="de-DE"/>
+      </w:rPr>
+      <w:t>, Sofia Niederhause</w:t>
     </w:r>
     <w:r>
       <w:rPr>
         <w:lang w:val="de-DE"/>
       </w:rPr>
-      <w:t>r, Alexander Mascaro</w:t>
+      <w:t xml:space="preserve">r, Alexander </w:t>
     </w:r>
+    <w:proofErr w:type="spellStart"/>
+    <w:r>
+      <w:rPr>
+        <w:lang w:val="de-DE"/>
+      </w:rPr>
+      <w:t>Mascaro</w:t>
+    </w:r>
+    <w:proofErr w:type="spellEnd"/>
     <w:r>
       <w:rPr>
         <w:lang w:val="de-DE"/>
@@ -4984,6 +4990,7 @@
     <w:rsid w:val="00A352DF"/>
     <w:rsid w:val="00A672EE"/>
     <w:rsid w:val="00A77AB3"/>
+    <w:rsid w:val="00A92B50"/>
     <w:rsid w:val="00A948D8"/>
     <w:rsid w:val="00A97259"/>
     <w:rsid w:val="00AC4702"/>
@@ -5008,6 +5015,7 @@
     <w:rsid w:val="00D07A71"/>
     <w:rsid w:val="00D45718"/>
     <w:rsid w:val="00D473EB"/>
+    <w:rsid w:val="00D65767"/>
     <w:rsid w:val="00D6666A"/>
     <w:rsid w:val="00D81F90"/>
     <w:rsid w:val="00D93BED"/>

--- a/4_Diari/Diario 24.04.2026.docx
+++ b/4_Diari/Diario 24.04.2026.docx
@@ -199,13 +199,7 @@
               <w:rPr>
                 <w:rFonts w:ascii="Arial" w:hAnsi="Arial" w:cs="Arial"/>
               </w:rPr>
-              <w:t xml:space="preserve"> </w:t>
-            </w:r>
-            <w:r>
-              <w:rPr>
-                <w:rFonts w:ascii="Arial" w:hAnsi="Arial" w:cs="Arial"/>
-              </w:rPr>
-              <w:t>(8:20-11:35)</w:t>
+              <w:t xml:space="preserve"> (8:20-11:35)</w:t>
             </w:r>
             <w:r>
               <w:rPr>
@@ -271,19 +265,11 @@
                 <w:rFonts w:ascii="Arial" w:hAnsi="Arial" w:cs="Arial"/>
               </w:rPr>
             </w:pPr>
-            <w:proofErr w:type="spellStart"/>
             <w:r>
               <w:rPr>
                 <w:rFonts w:ascii="Arial" w:hAnsi="Arial" w:cs="Arial"/>
               </w:rPr>
-              <w:t>Anh</w:t>
-            </w:r>
-            <w:proofErr w:type="spellEnd"/>
-            <w:r>
-              <w:rPr>
-                <w:rFonts w:ascii="Arial" w:hAnsi="Arial" w:cs="Arial"/>
-              </w:rPr>
-              <w:t>: Risistemare il sistema di collisioni per i nemici che spawnano</w:t>
+              <w:t>Anh: Risistemare il sistema di collisioni per i nemici che spawnano</w:t>
             </w:r>
           </w:p>
           <w:p>
@@ -303,7 +289,83 @@
               <w:rPr>
                 <w:rFonts w:ascii="Arial" w:hAnsi="Arial" w:cs="Arial"/>
               </w:rPr>
-              <w:t>Pomeriggio (12:30-15:45):</w:t>
+              <w:t>Pomeriggio</w:t>
+            </w:r>
+            <w:r>
+              <w:rPr>
+                <w:rFonts w:ascii="Arial" w:hAnsi="Arial" w:cs="Arial"/>
+              </w:rPr>
+              <w:t>:</w:t>
+            </w:r>
+          </w:p>
+          <w:p>
+            <w:pPr>
+              <w:rPr>
+                <w:rFonts w:ascii="Arial" w:hAnsi="Arial" w:cs="Arial"/>
+              </w:rPr>
+            </w:pPr>
+            <w:r>
+              <w:rPr>
+                <w:rFonts w:ascii="Arial" w:hAnsi="Arial" w:cs="Arial"/>
+              </w:rPr>
+              <w:t xml:space="preserve">Teoria del modulo (SOLID e pulizia del codice) </w:t>
+            </w:r>
+            <w:r>
+              <w:rPr>
+                <w:rFonts w:ascii="Arial" w:hAnsi="Arial" w:cs="Arial"/>
+              </w:rPr>
+              <w:t>(12:30-</w:t>
+            </w:r>
+            <w:r>
+              <w:rPr>
+                <w:rFonts w:ascii="Arial" w:hAnsi="Arial" w:cs="Arial"/>
+              </w:rPr>
+              <w:t>13:30</w:t>
+            </w:r>
+            <w:r>
+              <w:rPr>
+                <w:rFonts w:ascii="Arial" w:hAnsi="Arial" w:cs="Arial"/>
+              </w:rPr>
+              <w:t>)</w:t>
+            </w:r>
+          </w:p>
+          <w:p>
+            <w:pPr>
+              <w:rPr>
+                <w:rFonts w:ascii="Arial" w:hAnsi="Arial" w:cs="Arial"/>
+              </w:rPr>
+            </w:pPr>
+            <w:r>
+              <w:rPr>
+                <w:rFonts w:ascii="Arial" w:hAnsi="Arial" w:cs="Arial"/>
+              </w:rPr>
+              <w:t>(13:30-15:45)</w:t>
+            </w:r>
+          </w:p>
+          <w:p>
+            <w:pPr>
+              <w:rPr>
+                <w:rFonts w:ascii="Arial" w:hAnsi="Arial" w:cs="Arial"/>
+              </w:rPr>
+            </w:pPr>
+            <w:r>
+              <w:rPr>
+                <w:rFonts w:ascii="Arial" w:hAnsi="Arial" w:cs="Arial"/>
+              </w:rPr>
+              <w:t>Sofia: documentazione</w:t>
+            </w:r>
+          </w:p>
+          <w:p>
+            <w:pPr>
+              <w:rPr>
+                <w:rFonts w:ascii="Arial" w:hAnsi="Arial" w:cs="Arial"/>
+              </w:rPr>
+            </w:pPr>
+            <w:r>
+              <w:rPr>
+                <w:rFonts w:ascii="Arial" w:hAnsi="Arial" w:cs="Arial"/>
+              </w:rPr>
+              <w:t>Lukas: Generazione dungeon</w:t>
             </w:r>
           </w:p>
           <w:p>
@@ -599,28 +661,12 @@
                 <w:rFonts w:ascii="Arial" w:hAnsi="Arial" w:cs="Arial"/>
               </w:rPr>
             </w:pPr>
-            <w:proofErr w:type="spellStart"/>
             <w:r>
               <w:rPr>
                 <w:rFonts w:ascii="Arial" w:hAnsi="Arial" w:cs="Arial"/>
               </w:rPr>
-              <w:t>Daily</w:t>
+              <w:t>Daily Scrum</w:t>
             </w:r>
-            <w:proofErr w:type="spellEnd"/>
-            <w:r>
-              <w:rPr>
-                <w:rFonts w:ascii="Arial" w:hAnsi="Arial" w:cs="Arial"/>
-              </w:rPr>
-              <w:t xml:space="preserve"> </w:t>
-            </w:r>
-            <w:proofErr w:type="spellStart"/>
-            <w:r>
-              <w:rPr>
-                <w:rFonts w:ascii="Arial" w:hAnsi="Arial" w:cs="Arial"/>
-              </w:rPr>
-              <w:t>Scrum</w:t>
-            </w:r>
-            <w:proofErr w:type="spellEnd"/>
           </w:p>
         </w:tc>
       </w:tr>
@@ -749,19 +795,11 @@
                 <w:rFonts w:ascii="Arial" w:hAnsi="Arial" w:cs="Arial"/>
               </w:rPr>
             </w:pPr>
-            <w:proofErr w:type="spellStart"/>
             <w:r>
               <w:rPr>
                 <w:rFonts w:ascii="Arial" w:hAnsi="Arial" w:cs="Arial"/>
               </w:rPr>
-              <w:t>spawner</w:t>
-            </w:r>
-            <w:proofErr w:type="spellEnd"/>
-            <w:r>
-              <w:rPr>
-                <w:rFonts w:ascii="Arial" w:hAnsi="Arial" w:cs="Arial"/>
-              </w:rPr>
-              <w:t xml:space="preserve"> dei nemici</w:t>
+              <w:t>spawner dei nemici</w:t>
             </w:r>
           </w:p>
           <w:p>
@@ -1179,62 +1217,18 @@
         <w:lang w:val="de-DE"/>
       </w:rPr>
     </w:pPr>
-    <w:proofErr w:type="spellStart"/>
     <w:r>
       <w:rPr>
         <w:lang w:val="de-DE"/>
       </w:rPr>
-      <w:t>huynh</w:t>
-    </w:r>
-    <w:proofErr w:type="spellEnd"/>
-    <w:r>
-      <w:rPr>
-        <w:lang w:val="de-DE"/>
-      </w:rPr>
-      <w:t xml:space="preserve"> </w:t>
-    </w:r>
-    <w:proofErr w:type="spellStart"/>
-    <w:r>
-      <w:rPr>
-        <w:lang w:val="de-DE"/>
-      </w:rPr>
-      <w:t>anh</w:t>
-    </w:r>
-    <w:proofErr w:type="spellEnd"/>
-    <w:r>
-      <w:rPr>
-        <w:lang w:val="de-DE"/>
-      </w:rPr>
-      <w:t xml:space="preserve"> </w:t>
-    </w:r>
-    <w:proofErr w:type="spellStart"/>
-    <w:r>
-      <w:rPr>
-        <w:lang w:val="de-DE"/>
-      </w:rPr>
-      <w:t>nguyen</w:t>
-    </w:r>
-    <w:proofErr w:type="spellEnd"/>
-    <w:r>
-      <w:rPr>
-        <w:lang w:val="de-DE"/>
-      </w:rPr>
-      <w:t>, Sofia Niederhause</w:t>
+      <w:t>huynh anh nguyen, Sofia Niederhause</w:t>
     </w:r>
     <w:r>
       <w:rPr>
         <w:lang w:val="de-DE"/>
       </w:rPr>
-      <w:t xml:space="preserve">r, Alexander </w:t>
+      <w:t>r, Alexander Mascaro</w:t>
     </w:r>
-    <w:proofErr w:type="spellStart"/>
-    <w:r>
-      <w:rPr>
-        <w:lang w:val="de-DE"/>
-      </w:rPr>
-      <w:t>Mascaro</w:t>
-    </w:r>
-    <w:proofErr w:type="spellEnd"/>
     <w:r>
       <w:rPr>
         <w:lang w:val="de-DE"/>
@@ -4899,6 +4893,7 @@
     <w:rsid w:val="00092592"/>
     <w:rsid w:val="000B454E"/>
     <w:rsid w:val="000B47BC"/>
+    <w:rsid w:val="000C27F9"/>
     <w:rsid w:val="000C6447"/>
     <w:rsid w:val="000E0CC5"/>
     <w:rsid w:val="000E4311"/>
@@ -5017,6 +5012,7 @@
     <w:rsid w:val="00D473EB"/>
     <w:rsid w:val="00D65767"/>
     <w:rsid w:val="00D6666A"/>
+    <w:rsid w:val="00D75192"/>
     <w:rsid w:val="00D81F90"/>
     <w:rsid w:val="00D93BED"/>
     <w:rsid w:val="00DD4DB7"/>

--- a/4_Diari/Diario 24.04.2026.docx
+++ b/4_Diari/Diario 24.04.2026.docx
@@ -354,6 +354,12 @@
               </w:rPr>
               <w:t>Sofia: documentazione</w:t>
             </w:r>
+            <w:r>
+              <w:rPr>
+                <w:rFonts w:ascii="Arial" w:hAnsi="Arial" w:cs="Arial"/>
+              </w:rPr>
+              <w:t>, inizio creazione amichetto</w:t>
+            </w:r>
           </w:p>
           <w:p>
             <w:pPr>
@@ -366,6 +372,32 @@
                 <w:rFonts w:ascii="Arial" w:hAnsi="Arial" w:cs="Arial"/>
               </w:rPr>
               <w:t>Lukas: Generazione dungeon</w:t>
+            </w:r>
+          </w:p>
+          <w:p>
+            <w:pPr>
+              <w:rPr>
+                <w:rFonts w:ascii="Arial" w:hAnsi="Arial" w:cs="Arial"/>
+              </w:rPr>
+            </w:pPr>
+            <w:r>
+              <w:rPr>
+                <w:rFonts w:ascii="Arial" w:hAnsi="Arial" w:cs="Arial"/>
+              </w:rPr>
+              <w:t>Anh: coins to collect</w:t>
+            </w:r>
+          </w:p>
+          <w:p>
+            <w:pPr>
+              <w:rPr>
+                <w:rFonts w:ascii="Arial" w:hAnsi="Arial" w:cs="Arial"/>
+              </w:rPr>
+            </w:pPr>
+            <w:r>
+              <w:rPr>
+                <w:rFonts w:ascii="Arial" w:hAnsi="Arial" w:cs="Arial"/>
+              </w:rPr>
+              <w:t>Alex: nuovo nemico</w:t>
             </w:r>
           </w:p>
           <w:p>
@@ -4912,11 +4944,13 @@
     <w:rsid w:val="00283BFA"/>
     <w:rsid w:val="002A3EDE"/>
     <w:rsid w:val="002E249D"/>
+    <w:rsid w:val="002F587A"/>
     <w:rsid w:val="00304ECD"/>
     <w:rsid w:val="003158F0"/>
     <w:rsid w:val="003315E9"/>
     <w:rsid w:val="00331C62"/>
     <w:rsid w:val="00357BE2"/>
+    <w:rsid w:val="003740DD"/>
     <w:rsid w:val="00392F29"/>
     <w:rsid w:val="003A127D"/>
     <w:rsid w:val="003B7632"/>
